--- a/template_lhp.docx
+++ b/template_lhp.docx
@@ -4,6 +4,7 @@
   <w:body>
     <w:p>
       <w:pPr>
+        <w:keepNext w:val="0"/>
         <w:spacing w:after="0" w:before="0"/>
         <w:jc w:val="center"/>
       </w:pPr>
@@ -20,6 +21,7 @@
     </w:p>
     <w:p>
       <w:pPr>
+        <w:keepNext w:val="0"/>
         <w:spacing w:after="0" w:before="0"/>
         <w:jc w:val="center"/>
       </w:pPr>
@@ -36,7 +38,8 @@
     </w:p>
     <w:p>
       <w:pPr>
-        <w:spacing w:after="120" w:before="0"/>
+        <w:keepNext w:val="0"/>
+        <w:spacing w:after="160" w:before="120"/>
         <w:jc w:val="center"/>
       </w:pPr>
       <w:r>
@@ -58,33 +61,36 @@
         <w:tblLook w:firstColumn="1" w:firstRow="1" w:lastColumn="0" w:lastRow="0" w:noHBand="0" w:noVBand="1" w:val="04A0"/>
       </w:tblPr>
       <w:tblGrid>
-        <w:gridCol w:w="3230"/>
-        <w:gridCol w:w="3230"/>
-        <w:gridCol w:w="3230"/>
+        <w:gridCol w:w="3286"/>
+        <w:gridCol w:w="3286"/>
+        <w:gridCol w:w="3286"/>
       </w:tblGrid>
       <w:tr>
         <w:tc>
           <w:tcPr>
-            <w:tcW w:type="dxa" w:w="2304"/>
+            <w:tcW w:type="dxa" w:w="2520"/>
           </w:tcPr>
           <w:p>
             <w:pPr>
-              <w:jc w:val="center"/>
+              <w:keepNext w:val="0"/>
+              <w:spacing w:after="0" w:before="0"/>
             </w:pPr>
           </w:p>
         </w:tc>
         <w:tc>
           <w:tcPr>
-            <w:tcW w:type="dxa" w:w="3744"/>
+            <w:tcW w:type="dxa" w:w="3816"/>
           </w:tcPr>
           <w:p>
             <w:pPr>
+              <w:keepNext w:val="0"/>
+              <w:spacing w:after="0" w:before="0"/>
               <w:jc w:val="center"/>
             </w:pPr>
             <w:r>
               <w:drawing>
                 <wp:inline xmlns:a="http://schemas.openxmlformats.org/drawingml/2006/main" xmlns:pic="http://schemas.openxmlformats.org/drawingml/2006/picture">
-                  <wp:extent cx="680603" cy="864000"/>
+                  <wp:extent cx="652244" cy="827999"/>
                   <wp:docPr id="1" name="Picture 1"/>
                   <wp:cNvGraphicFramePr>
                     <a:graphicFrameLocks noChangeAspect="1"/>
@@ -105,7 +111,7 @@
                         <pic:spPr>
                           <a:xfrm>
                             <a:off x="0" y="0"/>
-                            <a:ext cx="680603" cy="864000"/>
+                            <a:ext cx="652244" cy="827999"/>
                           </a:xfrm>
                           <a:prstGeom prst="rect"/>
                         </pic:spPr>
@@ -119,9 +125,13 @@
         </w:tc>
         <w:tc>
           <w:tcPr>
-            <w:tcW w:type="dxa" w:w="2736"/>
+            <w:tcW w:type="dxa" w:w="2952"/>
           </w:tcPr>
           <w:p>
+            <w:pPr>
+              <w:keepNext w:val="0"/>
+              <w:spacing w:after="80" w:before="0"/>
+            </w:pPr>
             <w:r>
               <w:rPr>
                 <w:rFonts w:ascii="Arial Narrow" w:hAnsi="Arial Narrow" w:eastAsia="Arial Narrow"/>
@@ -134,6 +144,10 @@
             </w:r>
           </w:p>
           <w:p>
+            <w:pPr>
+              <w:keepNext w:val="0"/>
+              <w:spacing w:after="0" w:before="0"/>
+            </w:pPr>
             <w:r>
               <w:rPr>
                 <w:rFonts w:ascii="Arial Narrow" w:hAnsi="Arial Narrow" w:eastAsia="Arial Narrow"/>
@@ -150,10 +164,12 @@
       <w:tr>
         <w:tc>
           <w:tcPr>
-            <w:tcW w:type="dxa" w:w="2304"/>
+            <w:tcW w:type="dxa" w:w="2520"/>
           </w:tcPr>
           <w:p>
             <w:pPr>
+              <w:keepNext w:val="0"/>
+              <w:spacing w:after="0" w:before="0"/>
               <w:jc w:val="center"/>
             </w:pPr>
             <w:r>
@@ -169,6 +185,8 @@
           </w:p>
           <w:p>
             <w:pPr>
+              <w:keepNext w:val="0"/>
+              <w:spacing w:after="0" w:before="0"/>
               <w:jc w:val="center"/>
             </w:pPr>
             <w:r>
@@ -185,10 +203,12 @@
         </w:tc>
         <w:tc>
           <w:tcPr>
-            <w:tcW w:type="dxa" w:w="3744"/>
+            <w:tcW w:type="dxa" w:w="3816"/>
           </w:tcPr>
           <w:p>
             <w:pPr>
+              <w:keepNext w:val="0"/>
+              <w:spacing w:after="0" w:before="0"/>
               <w:jc w:val="center"/>
             </w:pPr>
             <w:r>
@@ -204,6 +224,8 @@
           </w:p>
           <w:p>
             <w:pPr>
+              <w:keepNext w:val="0"/>
+              <w:spacing w:after="0" w:before="0"/>
               <w:jc w:val="center"/>
             </w:pPr>
             <w:r>
@@ -220,9 +242,14 @@
         </w:tc>
         <w:tc>
           <w:tcPr>
-            <w:tcW w:type="dxa" w:w="2736"/>
+            <w:tcW w:type="dxa" w:w="2952"/>
           </w:tcPr>
           <w:p>
+            <w:pPr>
+              <w:keepNext w:val="0"/>
+              <w:spacing w:after="0" w:before="0"/>
+              <w:jc w:val="center"/>
+            </w:pPr>
             <w:r>
               <w:rPr>
                 <w:rFonts w:ascii="Arial Narrow" w:hAnsi="Arial Narrow" w:eastAsia="Arial Narrow"/>
@@ -235,6 +262,11 @@
             </w:r>
           </w:p>
           <w:p>
+            <w:pPr>
+              <w:keepNext w:val="0"/>
+              <w:spacing w:after="0" w:before="0"/>
+              <w:jc w:val="center"/>
+            </w:pPr>
             <w:r>
               <w:rPr>
                 <w:rFonts w:ascii="Arial Narrow" w:hAnsi="Arial Narrow" w:eastAsia="Arial Narrow"/>
@@ -251,6 +283,7 @@
     </w:tbl>
     <w:p>
       <w:pPr>
+        <w:keepNext w:val="0"/>
         <w:spacing w:after="80" w:before="0"/>
       </w:pPr>
     </w:p>
@@ -262,18 +295,20 @@
         <w:tblLook w:firstColumn="1" w:firstRow="1" w:lastColumn="0" w:lastRow="0" w:noHBand="0" w:noVBand="1" w:val="04A0"/>
       </w:tblPr>
       <w:tblGrid>
-        <w:gridCol w:w="9689"/>
+        <w:gridCol w:w="9859"/>
       </w:tblGrid>
       <w:tr>
         <w:tc>
           <w:tcPr>
-            <w:tcW w:type="dxa" w:w="8784"/>
+            <w:tcW w:type="dxa" w:w="9288"/>
           </w:tcPr>
           <w:p>
             <w:pPr>
+              <w:keepNext w:val="0"/>
               <w:tabs>
-                <w:tab w:pos="3168" w:val="left"/>
+                <w:tab w:pos="3096" w:val="left"/>
               </w:tabs>
+              <w:spacing w:after="40" w:before="0"/>
             </w:pPr>
             <w:r>
               <w:rPr>
@@ -284,8 +319,17 @@
                 <w:u w:val="none"/>
               </w:rPr>
               <w:t>NAMA KEGIATAN</w:t>
+            </w:r>
+            <w:r>
+              <w:rPr>
+                <w:rFonts w:ascii="Arial Narrow" w:hAnsi="Arial Narrow" w:eastAsia="Arial Narrow"/>
+                <w:b/>
+                <w:i w:val="0"/>
+                <w:sz w:val="22"/>
+                <w:u w:val="none"/>
+              </w:rPr>
               <w:tab/>
-              <w:t xml:space="preserve">             :   </w:t>
+              <w:t xml:space="preserve">:  </w:t>
             </w:r>
             <w:r>
               <w:rPr>
@@ -300,9 +344,11 @@
           </w:p>
           <w:p>
             <w:pPr>
+              <w:keepNext w:val="0"/>
               <w:tabs>
-                <w:tab w:pos="3168" w:val="left"/>
+                <w:tab w:pos="3096" w:val="left"/>
               </w:tabs>
+              <w:spacing w:after="40" w:before="0"/>
             </w:pPr>
             <w:r>
               <w:rPr>
@@ -312,7 +358,18 @@
                 <w:sz w:val="22"/>
                 <w:u w:val="none"/>
               </w:rPr>
-              <w:t xml:space="preserve">WAKTU PELAKSANAAN          :    </w:t>
+              <w:t>WAKTU PELAKSANAAN</w:t>
+            </w:r>
+            <w:r>
+              <w:rPr>
+                <w:rFonts w:ascii="Arial Narrow" w:hAnsi="Arial Narrow" w:eastAsia="Arial Narrow"/>
+                <w:b/>
+                <w:i w:val="0"/>
+                <w:sz w:val="22"/>
+                <w:u w:val="none"/>
+              </w:rPr>
+              <w:tab/>
+              <w:t xml:space="preserve">:  </w:t>
             </w:r>
             <w:r>
               <w:rPr>
@@ -327,9 +384,11 @@
           </w:p>
           <w:p>
             <w:pPr>
+              <w:keepNext w:val="0"/>
               <w:tabs>
-                <w:tab w:pos="3168" w:val="left"/>
+                <w:tab w:pos="3096" w:val="left"/>
               </w:tabs>
+              <w:spacing w:after="40" w:before="0"/>
             </w:pPr>
             <w:r>
               <w:rPr>
@@ -340,9 +399,17 @@
                 <w:u w:val="none"/>
               </w:rPr>
               <w:t>TEMPAT</w:t>
+            </w:r>
+            <w:r>
+              <w:rPr>
+                <w:rFonts w:ascii="Arial Narrow" w:hAnsi="Arial Narrow" w:eastAsia="Arial Narrow"/>
+                <w:b/>
+                <w:i w:val="0"/>
+                <w:sz w:val="22"/>
+                <w:u w:val="none"/>
+              </w:rPr>
               <w:tab/>
-              <w:tab/>
-              <w:t xml:space="preserve">             :    </w:t>
+              <w:t xml:space="preserve">:  </w:t>
             </w:r>
             <w:r>
               <w:rPr>
@@ -360,10 +427,12 @@
       <w:tr>
         <w:tc>
           <w:tcPr>
-            <w:tcW w:type="dxa" w:w="8784"/>
+            <w:tcW w:type="dxa" w:w="9288"/>
           </w:tcPr>
           <w:p>
             <w:pPr>
+              <w:keepNext w:val="0"/>
+              <w:spacing w:after="0" w:before="0"/>
               <w:jc w:val="center"/>
             </w:pPr>
             <w:r>
@@ -382,10 +451,12 @@
       <w:tr>
         <w:tc>
           <w:tcPr>
-            <w:tcW w:type="dxa" w:w="8784"/>
+            <w:tcW w:type="dxa" w:w="9288"/>
           </w:tcPr>
           <w:p>
             <w:pPr>
+              <w:keepNext w:val="0"/>
+              <w:spacing w:after="40" w:before="40"/>
               <w:jc w:val="both"/>
             </w:pPr>
             <w:r>
@@ -404,10 +475,12 @@
       <w:tr>
         <w:tc>
           <w:tcPr>
-            <w:tcW w:type="dxa" w:w="8784"/>
+            <w:tcW w:type="dxa" w:w="9288"/>
           </w:tcPr>
           <w:p>
             <w:pPr>
+              <w:keepNext w:val="0"/>
+              <w:spacing w:after="0" w:before="0"/>
               <w:jc w:val="center"/>
             </w:pPr>
             <w:r>
@@ -426,11 +499,12 @@
       <w:tr>
         <w:tc>
           <w:tcPr>
-            <w:tcW w:type="dxa" w:w="8784"/>
+            <w:tcW w:type="dxa" w:w="9288"/>
           </w:tcPr>
           <w:p>
             <w:pPr>
-              <w:spacing w:before="480"/>
+              <w:keepNext w:val="0"/>
+              <w:spacing w:after="80" w:before="520"/>
             </w:pPr>
           </w:p>
         </w:tc>
@@ -438,12 +512,8 @@
     </w:tbl>
     <w:p>
       <w:pPr>
-        <w:spacing w:after="120" w:before="0"/>
-      </w:pPr>
-    </w:p>
-    <w:p>
-      <w:pPr>
-        <w:spacing w:after="0" w:before="0"/>
+        <w:keepNext/>
+        <w:spacing w:after="40" w:before="200"/>
         <w:jc w:val="right"/>
       </w:pPr>
       <w:r>
@@ -457,140 +527,174 @@
         <w:t>{{TTD_TEMPAT_TANGGAL}}</w:t>
       </w:r>
     </w:p>
+    <w:tbl>
+      <w:tblPr>
+        <w:tblW w:type="auto" w:w="0"/>
+        <w:tblLook w:firstColumn="1" w:firstRow="1" w:lastColumn="0" w:lastRow="0" w:noHBand="0" w:noVBand="1" w:val="04A0"/>
+        <w:jc w:val="center"/>
+        <w:tblBorders>
+          <w:top w:val="none" w:sz="0"/>
+          <w:left w:val="none" w:sz="0"/>
+          <w:bottom w:val="none" w:sz="0"/>
+          <w:right w:val="none" w:sz="0"/>
+          <w:insideH w:val="none" w:sz="0"/>
+          <w:insideV w:val="none" w:sz="0"/>
+        </w:tblBorders>
+      </w:tblPr>
+      <w:tblGrid>
+        <w:gridCol w:w="4929"/>
+        <w:gridCol w:w="4929"/>
+      </w:tblGrid>
+      <w:tr>
+        <w:tc>
+          <w:tcPr>
+            <w:tcW w:type="dxa" w:w="4608"/>
+          </w:tcPr>
+          <w:p>
+            <w:pPr>
+              <w:keepNext/>
+              <w:spacing w:after="0" w:before="0"/>
+            </w:pPr>
+            <w:r>
+              <w:rPr>
+                <w:rFonts w:ascii="Arial Narrow" w:hAnsi="Arial Narrow" w:eastAsia="Arial Narrow"/>
+                <w:b/>
+                <w:i w:val="0"/>
+                <w:sz w:val="22"/>
+                <w:u w:val="none"/>
+              </w:rPr>
+              <w:t>{{DANTON_JABATAN}}</w:t>
+            </w:r>
+          </w:p>
+          <w:p>
+            <w:pPr>
+              <w:keepNext/>
+              <w:spacing w:after="0" w:before="0"/>
+            </w:pPr>
+          </w:p>
+          <w:p>
+            <w:pPr>
+              <w:keepNext/>
+              <w:spacing w:after="0" w:before="0"/>
+            </w:pPr>
+          </w:p>
+          <w:p>
+            <w:pPr>
+              <w:keepNext/>
+              <w:spacing w:after="0" w:before="0"/>
+            </w:pPr>
+          </w:p>
+          <w:p>
+            <w:pPr>
+              <w:keepNext/>
+              <w:spacing w:after="0" w:before="0"/>
+            </w:pPr>
+            <w:r>
+              <w:rPr>
+                <w:rFonts w:ascii="Arial Narrow" w:hAnsi="Arial Narrow" w:eastAsia="Arial Narrow"/>
+                <w:b/>
+                <w:i w:val="0"/>
+                <w:sz w:val="22"/>
+                <w:u w:val="none"/>
+              </w:rPr>
+              <w:t>{{DANTON_NAMA}}</w:t>
+            </w:r>
+          </w:p>
+          <w:p>
+            <w:pPr>
+              <w:keepNext w:val="0"/>
+              <w:spacing w:after="0" w:before="0"/>
+            </w:pPr>
+            <w:r>
+              <w:rPr>
+                <w:rFonts w:ascii="Arial Narrow" w:hAnsi="Arial Narrow" w:eastAsia="Arial Narrow"/>
+                <w:b/>
+                <w:i w:val="0"/>
+                <w:sz w:val="22"/>
+                <w:u w:val="none"/>
+              </w:rPr>
+              <w:t>{{DANTON_PANGKAT_NRP}}</w:t>
+            </w:r>
+          </w:p>
+        </w:tc>
+        <w:tc>
+          <w:tcPr>
+            <w:tcW w:type="dxa" w:w="4608"/>
+          </w:tcPr>
+          <w:p>
+            <w:pPr>
+              <w:keepNext/>
+              <w:spacing w:after="0" w:before="0"/>
+            </w:pPr>
+            <w:r>
+              <w:rPr>
+                <w:rFonts w:ascii="Arial Narrow" w:hAnsi="Arial Narrow" w:eastAsia="Arial Narrow"/>
+                <w:b/>
+                <w:i w:val="0"/>
+                <w:sz w:val="22"/>
+                <w:u w:val="none"/>
+              </w:rPr>
+              <w:t>YANG MEMBUAT LAPORAN</w:t>
+            </w:r>
+          </w:p>
+          <w:p>
+            <w:pPr>
+              <w:keepNext/>
+              <w:spacing w:after="0" w:before="0"/>
+            </w:pPr>
+          </w:p>
+          <w:p>
+            <w:pPr>
+              <w:keepNext/>
+              <w:spacing w:after="0" w:before="0"/>
+            </w:pPr>
+          </w:p>
+          <w:p>
+            <w:pPr>
+              <w:keepNext/>
+              <w:spacing w:after="0" w:before="0"/>
+            </w:pPr>
+          </w:p>
+          <w:p>
+            <w:pPr>
+              <w:keepNext/>
+              <w:spacing w:after="0" w:before="0"/>
+            </w:pPr>
+            <w:r>
+              <w:rPr>
+                <w:rFonts w:ascii="Arial Narrow" w:hAnsi="Arial Narrow" w:eastAsia="Arial Narrow"/>
+                <w:b/>
+                <w:i w:val="0"/>
+                <w:sz w:val="22"/>
+                <w:u w:val="none"/>
+              </w:rPr>
+              <w:t>{{NAMA_TARUNA}}</w:t>
+            </w:r>
+          </w:p>
+          <w:p>
+            <w:pPr>
+              <w:keepNext w:val="0"/>
+              <w:spacing w:after="0" w:before="0"/>
+            </w:pPr>
+            <w:r>
+              <w:rPr>
+                <w:rFonts w:ascii="Arial Narrow" w:hAnsi="Arial Narrow" w:eastAsia="Arial Narrow"/>
+                <w:b/>
+                <w:i w:val="0"/>
+                <w:sz w:val="22"/>
+                <w:u w:val="none"/>
+              </w:rPr>
+              <w:t>{{TARUNA_PANGKAT_NOAK}}</w:t>
+            </w:r>
+          </w:p>
+        </w:tc>
+      </w:tr>
+    </w:tbl>
     <w:p>
       <w:pPr>
-        <w:tabs>
-          <w:tab w:pos="4896" w:val="left"/>
-        </w:tabs>
-      </w:pPr>
-      <w:r>
-        <w:rPr>
-          <w:rFonts w:ascii="Arial Narrow" w:hAnsi="Arial Narrow" w:eastAsia="Arial Narrow"/>
-          <w:b/>
-          <w:i w:val="0"/>
-          <w:sz w:val="22"/>
-          <w:u w:val="none"/>
-        </w:rPr>
-        <w:t>{{DANTON_JABATAN}}</w:t>
-      </w:r>
-      <w:r>
-        <w:rPr>
-          <w:rFonts w:ascii="Arial Narrow" w:hAnsi="Arial Narrow" w:eastAsia="Arial Narrow"/>
-          <w:b/>
-          <w:i w:val="0"/>
-          <w:sz w:val="22"/>
-          <w:u w:val="none"/>
-        </w:rPr>
-        <w:tab/>
-      </w:r>
-      <w:r>
-        <w:rPr>
-          <w:rFonts w:ascii="Arial Narrow" w:hAnsi="Arial Narrow" w:eastAsia="Arial Narrow"/>
-          <w:b/>
-          <w:i w:val="0"/>
-          <w:sz w:val="22"/>
-          <w:u w:val="none"/>
-        </w:rPr>
-        <w:t>YANG MEMBUAT LAPORAN</w:t>
-      </w:r>
-    </w:p>
-    <w:p>
-      <w:pPr>
-        <w:spacing w:after="0" w:before="0"/>
-      </w:pPr>
-    </w:p>
-    <w:p>
-      <w:pPr>
-        <w:spacing w:after="0" w:before="0"/>
-      </w:pPr>
-    </w:p>
-    <w:p>
-      <w:pPr>
-        <w:spacing w:after="0" w:before="0"/>
-      </w:pPr>
-    </w:p>
-    <w:p>
-      <w:pPr>
-        <w:tabs>
-          <w:tab w:pos="4896" w:val="left"/>
-        </w:tabs>
-      </w:pPr>
-      <w:r>
-        <w:rPr>
-          <w:rFonts w:ascii="Arial Narrow" w:hAnsi="Arial Narrow" w:eastAsia="Arial Narrow"/>
-          <w:b/>
-          <w:i w:val="0"/>
-          <w:sz w:val="22"/>
-          <w:u w:val="none"/>
-        </w:rPr>
-        <w:t>{{DANTON_NAMA}}</w:t>
-      </w:r>
-      <w:r>
-        <w:rPr>
-          <w:rFonts w:ascii="Arial Narrow" w:hAnsi="Arial Narrow" w:eastAsia="Arial Narrow"/>
-          <w:b/>
-          <w:i w:val="0"/>
-          <w:sz w:val="22"/>
-          <w:u w:val="none"/>
-        </w:rPr>
-        <w:tab/>
-      </w:r>
-      <w:r>
-        <w:rPr>
-          <w:rFonts w:ascii="Arial Narrow" w:hAnsi="Arial Narrow" w:eastAsia="Arial Narrow"/>
-          <w:b/>
-          <w:i w:val="0"/>
-          <w:sz w:val="22"/>
-          <w:u w:val="none"/>
-        </w:rPr>
-        <w:t>{{NAMA_TARUNA}}</w:t>
-      </w:r>
-    </w:p>
-    <w:p>
-      <w:pPr>
-        <w:tabs>
-          <w:tab w:pos="4896" w:val="left"/>
-        </w:tabs>
-      </w:pPr>
-      <w:r>
-        <w:rPr>
-          <w:rFonts w:ascii="Arial Narrow" w:hAnsi="Arial Narrow" w:eastAsia="Arial Narrow"/>
-          <w:b/>
-          <w:i w:val="0"/>
-          <w:sz w:val="22"/>
-          <w:u w:val="none"/>
-        </w:rPr>
-        <w:t>{{DANTON_PANGKAT_NRP}}</w:t>
-      </w:r>
-      <w:r>
-        <w:rPr>
-          <w:rFonts w:ascii="Arial Narrow" w:hAnsi="Arial Narrow" w:eastAsia="Arial Narrow"/>
-          <w:b/>
-          <w:i w:val="0"/>
-          <w:sz w:val="22"/>
-          <w:u w:val="none"/>
-        </w:rPr>
-        <w:tab/>
-      </w:r>
-      <w:r>
-        <w:rPr>
-          <w:rFonts w:ascii="Arial Narrow" w:hAnsi="Arial Narrow" w:eastAsia="Arial Narrow"/>
-          <w:b/>
-          <w:i w:val="0"/>
-          <w:sz w:val="22"/>
-          <w:u w:val="none"/>
-        </w:rPr>
-        <w:t>{{TARUNA_PANGKAT_NOAK}}</w:t>
-      </w:r>
-    </w:p>
-    <w:p>
-      <w:pPr>
-        <w:spacing w:after="0" w:before="0"/>
-      </w:pPr>
-    </w:p>
-    <w:p>
-      <w:pPr>
-        <w:spacing w:after="0" w:before="0"/>
+        <w:keepNext/>
+        <w:spacing w:after="0" w:before="240"/>
+        <w:jc w:val="center"/>
       </w:pPr>
       <w:r>
         <w:rPr>
@@ -605,7 +709,9 @@
     </w:p>
     <w:p>
       <w:pPr>
+        <w:keepNext/>
         <w:spacing w:after="0" w:before="0"/>
+        <w:jc w:val="center"/>
       </w:pPr>
       <w:r>
         <w:rPr>
@@ -620,17 +726,27 @@
     </w:p>
     <w:p>
       <w:pPr>
+        <w:keepNext/>
         <w:spacing w:after="0" w:before="0"/>
       </w:pPr>
     </w:p>
     <w:p>
       <w:pPr>
+        <w:keepNext/>
         <w:spacing w:after="0" w:before="0"/>
       </w:pPr>
     </w:p>
     <w:p>
       <w:pPr>
+        <w:keepNext/>
         <w:spacing w:after="0" w:before="0"/>
+      </w:pPr>
+    </w:p>
+    <w:p>
+      <w:pPr>
+        <w:keepNext/>
+        <w:spacing w:after="0" w:before="0"/>
+        <w:jc w:val="center"/>
       </w:pPr>
       <w:r>
         <w:rPr>
@@ -645,7 +761,9 @@
     </w:p>
     <w:p>
       <w:pPr>
+        <w:keepNext w:val="0"/>
         <w:spacing w:after="0" w:before="0"/>
+        <w:jc w:val="center"/>
       </w:pPr>
       <w:r>
         <w:rPr>
@@ -659,18 +777,15 @@
       </w:r>
     </w:p>
     <w:p>
-      <w:pPr>
-        <w:spacing w:after="120" w:before="0"/>
-      </w:pPr>
+      <w:r>
+        <w:br w:type="page"/>
+      </w:r>
     </w:p>
     <w:p>
       <w:pPr>
-        <w:spacing w:after="120" w:before="0"/>
-      </w:pPr>
-    </w:p>
-    <w:p>
-      <w:pPr>
-        <w:spacing w:after="0" w:before="0"/>
+        <w:keepNext w:val="0"/>
+        <w:spacing w:after="200" w:before="0"/>
+        <w:jc w:val="center"/>
       </w:pPr>
       <w:r>
         <w:rPr>
@@ -682,11 +797,6 @@
         </w:rPr>
         <w:t>LAMPIRAN DOKUMENTASI</w:t>
       </w:r>
-    </w:p>
-    <w:p>
-      <w:pPr>
-        <w:spacing w:after="120" w:before="0"/>
-      </w:pPr>
     </w:p>
     <w:p>
       <w:r>
@@ -702,12 +812,8 @@
     </w:p>
     <w:p>
       <w:pPr>
-        <w:spacing w:after="240" w:before="0"/>
-      </w:pPr>
-    </w:p>
-    <w:p>
-      <w:pPr>
-        <w:spacing w:after="0" w:before="0"/>
+        <w:keepNext/>
+        <w:spacing w:after="0" w:before="280"/>
         <w:jc w:val="right"/>
       </w:pPr>
       <w:r>
@@ -723,6 +829,7 @@
     </w:p>
     <w:p>
       <w:pPr>
+        <w:keepNext/>
         <w:spacing w:after="0" w:before="0"/>
         <w:jc w:val="right"/>
       </w:pPr>
@@ -739,16 +846,25 @@
     </w:p>
     <w:p>
       <w:pPr>
+        <w:keepNext/>
         <w:spacing w:after="0" w:before="0"/>
       </w:pPr>
     </w:p>
     <w:p>
       <w:pPr>
+        <w:keepNext/>
         <w:spacing w:after="0" w:before="0"/>
       </w:pPr>
     </w:p>
     <w:p>
       <w:pPr>
+        <w:keepNext/>
+        <w:spacing w:after="0" w:before="0"/>
+      </w:pPr>
+    </w:p>
+    <w:p>
+      <w:pPr>
+        <w:keepNext/>
         <w:spacing w:after="0" w:before="0"/>
         <w:jc w:val="right"/>
       </w:pPr>
@@ -765,6 +881,7 @@
     </w:p>
     <w:p>
       <w:pPr>
+        <w:keepNext w:val="0"/>
         <w:spacing w:after="0" w:before="0"/>
         <w:jc w:val="right"/>
       </w:pPr>
@@ -781,7 +898,7 @@
     </w:p>
     <w:sectPr>
       <w:pgSz w:w="12240" w:h="18720"/>
-      <w:pgMar w:top="850" w:right="1134" w:bottom="850" w:left="1417" w:header="720" w:footer="720" w:gutter="0"/>
+      <w:pgMar w:top="794" w:right="1134" w:bottom="794" w:left="1247" w:header="720" w:footer="720" w:gutter="0"/>
       <w:cols w:space="720"/>
       <w:docGrid w:linePitch="360"/>
     </w:sectPr>
@@ -1152,6 +1269,9 @@
     <w:name w:val="Normal"/>
     <w:qFormat/>
     <w:rsid w:val="00FC693F"/>
+    <w:pPr>
+      <w:spacing w:after="0"/>
+    </w:pPr>
     <w:rPr>
       <w:rFonts w:ascii="Arial Narrow" w:hAnsi="Arial Narrow"/>
       <w:sz w:val="24"/>

--- a/template_lhp.docx
+++ b/template_lhp.docx
@@ -436,8 +436,74 @@
       <w:pPr>
         <w:keepNext/>
         <w:spacing w:before="200" w:after="40"/>
-        <w:jc w:val="right"/>
       </w:pPr>
+      <w:r>
+        <w:rPr>
+          <w:rFonts w:eastAsia="Arial Narrow"/>
+          <w:b/>
+          <w:sz w:val="22"/>
+        </w:rPr>
+        <w:t xml:space="preserve">         </w:t>
+      </w:r>
+      <w:proofErr w:type="spellStart"/>
+      <w:r>
+        <w:rPr>
+          <w:rFonts w:eastAsia="Arial Narrow"/>
+          <w:b/>
+          <w:sz w:val="22"/>
+        </w:rPr>
+        <w:t>Mengetahui</w:t>
+      </w:r>
+      <w:proofErr w:type="spellEnd"/>
+      <w:r>
+        <w:rPr>
+          <w:rFonts w:eastAsia="Arial Narrow"/>
+          <w:b/>
+          <w:sz w:val="22"/>
+        </w:rPr>
+        <w:t>,</w:t>
+      </w:r>
+      <w:r>
+        <w:rPr>
+          <w:rFonts w:eastAsia="Arial Narrow"/>
+          <w:b/>
+          <w:sz w:val="22"/>
+        </w:rPr>
+        <w:tab/>
+        <w:t xml:space="preserve"> </w:t>
+      </w:r>
+      <w:r>
+        <w:rPr>
+          <w:rFonts w:eastAsia="Arial Narrow"/>
+          <w:b/>
+          <w:sz w:val="22"/>
+        </w:rPr>
+        <w:tab/>
+      </w:r>
+      <w:r>
+        <w:rPr>
+          <w:rFonts w:eastAsia="Arial Narrow"/>
+          <w:b/>
+          <w:sz w:val="22"/>
+        </w:rPr>
+        <w:tab/>
+      </w:r>
+      <w:r>
+        <w:rPr>
+          <w:rFonts w:eastAsia="Arial Narrow"/>
+          <w:b/>
+          <w:sz w:val="22"/>
+        </w:rPr>
+        <w:tab/>
+      </w:r>
+      <w:r>
+        <w:rPr>
+          <w:rFonts w:eastAsia="Arial Narrow"/>
+          <w:b/>
+          <w:sz w:val="22"/>
+        </w:rPr>
+        <w:tab/>
+      </w:r>
       <w:r>
         <w:rPr>
           <w:rFonts w:eastAsia="Arial Narrow"/>

--- a/template_lhp.docx
+++ b/template_lhp.docx
@@ -583,7 +583,7 @@
           <w:b/>
           <w:sz w:val="22"/>
         </w:rPr>
-        <w:t>{{</w:t>
+        <w:t>{{TTD_TEMPAT_TANGGAL}}</w:t>
       </w:r>
       <w:proofErr w:type="gramEnd"/>
       <w:r>
@@ -592,7 +592,6 @@
           <w:b/>
           <w:sz w:val="22"/>
         </w:rPr>
-        <w:t>TTD_TEMPAT_TANGGAL}}</w:t>
       </w:r>
     </w:p>
     <w:tbl>
@@ -998,6 +997,10 @@
       </w:r>
     </w:p>
     <w:sectPr>
+      <w:headerReference w:type="default" r:id="rId9"/>
+      <w:footerReference w:type="default" r:id="rId10"/>
+      <w:headerReference w:type="first" r:id="rId11"/>
+      <w:footerReference w:type="first" r:id="rId12"/>
       <w:pgSz w:w="12240" w:h="18720"/>
       <w:pgMar w:top="794" w:right="1134" w:bottom="794" w:left="1247" w:header="720" w:footer="720" w:gutter="0"/>
       <w:cols w:space="720"/>
@@ -1005,6 +1008,46 @@
     </w:sectPr>
   </w:body>
 </w:document>
+</file>
+
+<file path=word/footer1.xml><?xml version="1.0" encoding="utf-8"?>
+<w:ftr xmlns:m="http://schemas.openxmlformats.org/officeDocument/2006/math" xmlns:mc="http://schemas.openxmlformats.org/markup-compatibility/2006" xmlns:mo="http://schemas.microsoft.com/office/mac/office/2008/main" xmlns:mv="urn:schemas-microsoft-com:mac:vml" xmlns:o="urn:schemas-microsoft-com:office:office" xmlns:r="http://schemas.openxmlformats.org/officeDocument/2006/relationships" xmlns:v="urn:schemas-microsoft-com:vml" xmlns:w10="urn:schemas-microsoft-com:office:word" xmlns:w14="http://schemas.microsoft.com/office/word/2010/wordml" xmlns:w="http://schemas.openxmlformats.org/wordprocessingml/2006/main" xmlns:wne="http://schemas.microsoft.com/office/word/2006/wordml" xmlns:wp14="http://schemas.microsoft.com/office/word/2010/wordprocessingDrawing" xmlns:wp="http://schemas.openxmlformats.org/drawingml/2006/wordprocessingDrawing" xmlns:wpc="http://schemas.microsoft.com/office/word/2010/wordprocessingCanvas" xmlns:wpg="http://schemas.microsoft.com/office/word/2010/wordprocessingGroup" xmlns:wpi="http://schemas.microsoft.com/office/word/2010/wordprocessingInk" xmlns:wps="http://schemas.microsoft.com/office/word/2010/wordprocessingShape" mc:Ignorable="w14 wp14">
+  <w:p>
+    <w:pPr>
+      <w:pStyle w:val="Footer"/>
+    </w:pPr>
+  </w:p>
+</w:ftr>
+</file>
+
+<file path=word/footer2.xml><?xml version="1.0" encoding="utf-8"?>
+<w:ftr xmlns:m="http://schemas.openxmlformats.org/officeDocument/2006/math" xmlns:mc="http://schemas.openxmlformats.org/markup-compatibility/2006" xmlns:mo="http://schemas.microsoft.com/office/mac/office/2008/main" xmlns:mv="urn:schemas-microsoft-com:mac:vml" xmlns:o="urn:schemas-microsoft-com:office:office" xmlns:r="http://schemas.openxmlformats.org/officeDocument/2006/relationships" xmlns:v="urn:schemas-microsoft-com:vml" xmlns:w10="urn:schemas-microsoft-com:office:word" xmlns:w14="http://schemas.microsoft.com/office/word/2010/wordml" xmlns:w="http://schemas.openxmlformats.org/wordprocessingml/2006/main" xmlns:wne="http://schemas.microsoft.com/office/word/2006/wordml" xmlns:wp14="http://schemas.microsoft.com/office/word/2010/wordprocessingDrawing" xmlns:wp="http://schemas.openxmlformats.org/drawingml/2006/wordprocessingDrawing" xmlns:wpc="http://schemas.microsoft.com/office/word/2010/wordprocessingCanvas" xmlns:wpg="http://schemas.microsoft.com/office/word/2010/wordprocessingGroup" xmlns:wpi="http://schemas.microsoft.com/office/word/2010/wordprocessingInk" xmlns:wps="http://schemas.microsoft.com/office/word/2010/wordprocessingShape" mc:Ignorable="w14 wp14">
+  <w:p>
+    <w:pPr>
+      <w:pStyle w:val="Footer"/>
+    </w:pPr>
+  </w:p>
+</w:ftr>
+</file>
+
+<file path=word/header1.xml><?xml version="1.0" encoding="utf-8"?>
+<w:hdr xmlns:m="http://schemas.openxmlformats.org/officeDocument/2006/math" xmlns:mc="http://schemas.openxmlformats.org/markup-compatibility/2006" xmlns:mo="http://schemas.microsoft.com/office/mac/office/2008/main" xmlns:mv="urn:schemas-microsoft-com:mac:vml" xmlns:o="urn:schemas-microsoft-com:office:office" xmlns:r="http://schemas.openxmlformats.org/officeDocument/2006/relationships" xmlns:v="urn:schemas-microsoft-com:vml" xmlns:w10="urn:schemas-microsoft-com:office:word" xmlns:w14="http://schemas.microsoft.com/office/word/2010/wordml" xmlns:w="http://schemas.openxmlformats.org/wordprocessingml/2006/main" xmlns:wne="http://schemas.microsoft.com/office/word/2006/wordml" xmlns:wp14="http://schemas.microsoft.com/office/word/2010/wordprocessingDrawing" xmlns:wp="http://schemas.openxmlformats.org/drawingml/2006/wordprocessingDrawing" xmlns:wpc="http://schemas.microsoft.com/office/word/2010/wordprocessingCanvas" xmlns:wpg="http://schemas.microsoft.com/office/word/2010/wordprocessingGroup" xmlns:wpi="http://schemas.microsoft.com/office/word/2010/wordprocessingInk" xmlns:wps="http://schemas.microsoft.com/office/word/2010/wordprocessingShape" mc:Ignorable="w14 wp14">
+  <w:p>
+    <w:pPr>
+      <w:pStyle w:val="Header"/>
+    </w:pPr>
+  </w:p>
+</w:hdr>
+</file>
+
+<file path=word/header2.xml><?xml version="1.0" encoding="utf-8"?>
+<w:hdr xmlns:m="http://schemas.openxmlformats.org/officeDocument/2006/math" xmlns:mc="http://schemas.openxmlformats.org/markup-compatibility/2006" xmlns:mo="http://schemas.microsoft.com/office/mac/office/2008/main" xmlns:mv="urn:schemas-microsoft-com:mac:vml" xmlns:o="urn:schemas-microsoft-com:office:office" xmlns:r="http://schemas.openxmlformats.org/officeDocument/2006/relationships" xmlns:v="urn:schemas-microsoft-com:vml" xmlns:w10="urn:schemas-microsoft-com:office:word" xmlns:w14="http://schemas.microsoft.com/office/word/2010/wordml" xmlns:w="http://schemas.openxmlformats.org/wordprocessingml/2006/main" xmlns:wne="http://schemas.microsoft.com/office/word/2006/wordml" xmlns:wp14="http://schemas.microsoft.com/office/word/2010/wordprocessingDrawing" xmlns:wp="http://schemas.openxmlformats.org/drawingml/2006/wordprocessingDrawing" xmlns:wpc="http://schemas.microsoft.com/office/word/2010/wordprocessingCanvas" xmlns:wpg="http://schemas.microsoft.com/office/word/2010/wordprocessingGroup" xmlns:wpi="http://schemas.microsoft.com/office/word/2010/wordprocessingInk" xmlns:wps="http://schemas.microsoft.com/office/word/2010/wordprocessingShape" mc:Ignorable="w14 wp14">
+  <w:p>
+    <w:pPr>
+      <w:pStyle w:val="Header"/>
+    </w:pPr>
+  </w:p>
+</w:hdr>
 </file>
 
 <file path=word/numbering.xml><?xml version="1.0" encoding="utf-8"?>
